--- a/07_Conclusion_and_Recommendations/Chapter_6_Conclusion_and_Recommendations.docx
+++ b/07_Conclusion_and_Recommendations/Chapter_6_Conclusion_and_Recommendations.docx
@@ -4,505 +4,1001 @@
   <w:body>
     <w:p>
       <w:pPr>
-        <w:jc w:val="center"/>
+        <w:pStyle w:val="Heading1"/>
+      </w:pPr>
+      <w:r>
+        <w:t>CHAPTER 6 - CONCLUSION &amp; RECOMMENDATIONS (OUTLINE)</w:t>
+      </w:r>
+    </w:p>
+    <w:p>
+      <w:pPr>
+        <w:keepLines/>
+      </w:pPr>
+      <w:r>
+        <w:t>This outline sets out the structure and main points of Chapter 6. It will be completed after the final regression tests and, if permission is granted, the usability test.</w:t>
+      </w:r>
+    </w:p>
+    <w:p>
+      <w:pPr>
+        <w:pStyle w:val="Heading2"/>
+      </w:pPr>
+      <w:r>
+        <w:t>6.1 Introduction</w:t>
+      </w:r>
+    </w:p>
+    <w:p>
+      <w:pPr>
+        <w:pStyle w:val="ListParagraph"/>
+        <w:keepLines/>
+        <w:numPr>
+          <w:ilvl w:val="0"/>
+          <w:numId w:val="10"/>
+        </w:numPr>
+        <w:ind w:left="1080"/>
+      </w:pPr>
+      <w:r>
+        <w:t>Restate the problem: daily WIL logbooks are managed through paper, PDF and email, so records are lost, verification is slow and staff cannot see who is behind.</w:t>
+      </w:r>
+    </w:p>
+    <w:p>
+      <w:pPr>
+        <w:pStyle w:val="ListParagraph"/>
+        <w:keepLines/>
+        <w:numPr>
+          <w:ilvl w:val="0"/>
+          <w:numId w:val="10"/>
+        </w:numPr>
+        <w:ind w:left="1080"/>
+      </w:pPr>
+      <w:r>
+        <w:t>Restate the aim: design, develop and evaluate TrackWIL, a web application for daily logbooks, account-free mentor verification and progress monitoring.</w:t>
+      </w:r>
+    </w:p>
+    <w:p>
+      <w:pPr>
+        <w:pStyle w:val="Heading2"/>
+      </w:pPr>
+      <w:r>
+        <w:t>6.2 Summary of Findings</w:t>
+      </w:r>
+    </w:p>
+    <w:p>
+      <w:pPr>
+        <w:pStyle w:val="ListParagraph"/>
+        <w:keepLines/>
+        <w:numPr>
+          <w:ilvl w:val="0"/>
+          <w:numId w:val="11"/>
+        </w:numPr>
+        <w:ind w:left="1080"/>
+      </w:pPr>
+      <w:r>
+        <w:t>The core workflow works end to end: entry, evidence, one-time mentor link, verification, hour totals and the monitoring dashboard (Chapter 5: 54 of 55 test cases passed; 1 blocked).</w:t>
+      </w:r>
+    </w:p>
+    <w:p>
+      <w:pPr>
+        <w:pStyle w:val="ListParagraph"/>
+        <w:keepLines/>
+        <w:numPr>
+          <w:ilvl w:val="0"/>
+          <w:numId w:val="11"/>
+        </w:numPr>
+        <w:ind w:left="1080"/>
+      </w:pPr>
+      <w:r>
+        <w:t>Account-free verification through a single-use, 7-day link is practical and secure when the token is long and random, used only once and protected by a transaction.</w:t>
+      </w:r>
+    </w:p>
+    <w:p>
+      <w:pPr>
+        <w:pStyle w:val="ListParagraph"/>
+        <w:keepLines/>
+        <w:numPr>
+          <w:ilvl w:val="0"/>
+          <w:numId w:val="11"/>
+        </w:numPr>
+        <w:ind w:left="1080"/>
+      </w:pPr>
+      <w:r>
+        <w:t>Security testing found a critical session-cookie defect that every functional test had missed; it was fixed and retested.</w:t>
+      </w:r>
+    </w:p>
+    <w:p>
+      <w:pPr>
+        <w:pStyle w:val="ListParagraph"/>
+        <w:keepLines/>
+        <w:numPr>
+          <w:ilvl w:val="0"/>
+          <w:numId w:val="11"/>
+        </w:numPr>
+        <w:ind w:left="1080"/>
+      </w:pPr>
+      <w:r>
+        <w:t>Performance is far below the 2-second target (average 3 to 5 ms per page locally).</w:t>
+      </w:r>
+    </w:p>
+    <w:p>
+      <w:pPr>
+        <w:pStyle w:val="ListParagraph"/>
+        <w:keepLines/>
+        <w:numPr>
+          <w:ilvl w:val="0"/>
+          <w:numId w:val="11"/>
+        </w:numPr>
+        <w:ind w:left="1080"/>
+      </w:pPr>
+      <w:r>
+        <w:t>Usability has not yet been measured with real users because ethical permission is pending.</w:t>
+      </w:r>
+    </w:p>
+    <w:p>
+      <w:pPr>
+        <w:pStyle w:val="Heading2"/>
+      </w:pPr>
+      <w:r>
+        <w:t>6.3 Achievement of Objectives</w:t>
+      </w:r>
+    </w:p>
+    <w:p>
+      <w:pPr>
+        <w:pStyle w:val="Caption"/>
+        <w:keepNext/>
+        <w:keepLines/>
+        <w:rPr>
+          <w:b w:val="0"/>
+        </w:rPr>
       </w:pPr>
       <w:r>
         <w:rPr>
-          <w:b/>
+          <w:b w:val="0"/>
         </w:rPr>
-        <w:br/>
+        <w:t xml:space="preserve">Table </w:t>
       </w:r>
       <w:r>
         <w:rPr>
-          <w:b/>
+          <w:b w:val="0"/>
         </w:rPr>
-        <w:br/>
-        <w:t>CAPSTONE PROJECT</w:t>
+        <w:fldChar w:fldCharType="begin"/>
       </w:r>
       <w:r>
         <w:rPr>
-          <w:b/>
+          <w:b w:val="0"/>
         </w:rPr>
-        <w:br/>
+        <w:instrText xml:space="preserve"> SEQ Table \* ARABIC </w:instrText>
       </w:r>
       <w:r>
         <w:rPr>
-          <w:b/>
-          <w:sz w:val="40"/>
+          <w:b w:val="0"/>
         </w:rPr>
-        <w:t>CHAPTER 6 - CONCLUSION &amp; RECOMMENDATIONS</w:t>
+        <w:fldChar w:fldCharType="separate"/>
       </w:r>
       <w:r>
-        <w:br/>
+        <w:rPr>
+          <w:b w:val="0"/>
+          <w:noProof/>
+        </w:rPr>
+        <w:t>1</w:t>
       </w:r>
       <w:r>
-        <w:br/>
-        <w:t>Student / Group Template</w:t>
+        <w:rPr>
+          <w:b w:val="0"/>
+        </w:rPr>
+        <w:fldChar w:fldCharType="end"/>
       </w:r>
       <w:r>
-        <w:br/>
-      </w:r>
-      <w:r>
-        <w:br/>
+        <w:rPr>
+          <w:b w:val="0"/>
+        </w:rPr>
+        <w:t>: Achievement of objectives (to be expanded)</w:t>
       </w:r>
     </w:p>
     <w:tbl>
       <w:tblPr>
-        <w:tblW w:w="0" w:type="auto"/>
-        <w:jc w:val="center"/>
+        <w:tblStyle w:val="TableGrid"/>
+        <w:tblW w:w="9980" w:type="dxa"/>
+        <w:tblLayout w:type="fixed"/>
         <w:tblLook w:val="04A0" w:firstRow="1" w:lastRow="0" w:firstColumn="1" w:lastColumn="0" w:noHBand="0" w:noVBand="1"/>
       </w:tblPr>
       <w:tblGrid>
-        <w:gridCol w:w="4861"/>
-        <w:gridCol w:w="5111"/>
+        <w:gridCol w:w="3980"/>
+        <w:gridCol w:w="1918"/>
+        <w:gridCol w:w="4082"/>
       </w:tblGrid>
       <w:tr>
         <w:trPr>
-          <w:jc w:val="center"/>
+          <w:cantSplit/>
+          <w:tblHeader/>
         </w:trPr>
         <w:tc>
           <w:tcPr>
-            <w:tcW w:w="4986" w:type="dxa"/>
-            <w:shd w:val="clear" w:color="auto" w:fill="D9EAF0"/>
+            <w:tcW w:w="3980" w:type="dxa"/>
+            <w:shd w:val="clear" w:color="auto" w:fill="E6E6E6"/>
           </w:tcPr>
           <w:p>
+            <w:pPr>
+              <w:keepNext/>
+              <w:spacing w:before="40" w:after="40"/>
+              <w:rPr>
+                <w:b/>
+                <w:sz w:val="20"/>
+              </w:rPr>
+            </w:pPr>
             <w:r>
-              <w:t>Project Title</w:t>
+              <w:rPr>
+                <w:b/>
+                <w:sz w:val="20"/>
+              </w:rPr>
+              <w:t>Objective</w:t>
             </w:r>
           </w:p>
         </w:tc>
         <w:tc>
           <w:tcPr>
-            <w:tcW w:w="4986" w:type="dxa"/>
+            <w:tcW w:w="1918" w:type="dxa"/>
+            <w:shd w:val="clear" w:color="auto" w:fill="E6E6E6"/>
           </w:tcPr>
           <w:p>
+            <w:pPr>
+              <w:keepNext/>
+              <w:spacing w:before="40" w:after="40"/>
+              <w:rPr>
+                <w:b/>
+                <w:sz w:val="20"/>
+              </w:rPr>
+            </w:pPr>
             <w:r>
-              <w:t>________________________________________</w:t>
+              <w:rPr>
+                <w:b/>
+                <w:sz w:val="20"/>
+              </w:rPr>
+              <w:t>Status</w:t>
+            </w:r>
+          </w:p>
+        </w:tc>
+        <w:tc>
+          <w:tcPr>
+            <w:tcW w:w="4082" w:type="dxa"/>
+            <w:shd w:val="clear" w:color="auto" w:fill="E6E6E6"/>
+          </w:tcPr>
+          <w:p>
+            <w:pPr>
+              <w:keepNext/>
+              <w:spacing w:before="40" w:after="40"/>
+              <w:rPr>
+                <w:b/>
+                <w:sz w:val="20"/>
+              </w:rPr>
+            </w:pPr>
+            <w:r>
+              <w:rPr>
+                <w:b/>
+                <w:sz w:val="20"/>
+              </w:rPr>
+              <w:t>Evidence</w:t>
             </w:r>
           </w:p>
         </w:tc>
       </w:tr>
       <w:tr>
         <w:trPr>
-          <w:jc w:val="center"/>
+          <w:cantSplit/>
         </w:trPr>
         <w:tc>
           <w:tcPr>
-            <w:tcW w:w="4986" w:type="dxa"/>
-            <w:shd w:val="clear" w:color="auto" w:fill="D9EAF0"/>
+            <w:tcW w:w="3980" w:type="dxa"/>
           </w:tcPr>
           <w:p>
+            <w:pPr>
+              <w:keepNext/>
+              <w:spacing w:before="40" w:after="40"/>
+              <w:rPr>
+                <w:sz w:val="20"/>
+              </w:rPr>
+            </w:pPr>
             <w:r>
-              <w:t>Group Members</w:t>
+              <w:rPr>
+                <w:sz w:val="20"/>
+              </w:rPr>
+              <w:t>1. Analyse the current WIL documentation process and its challenges</w:t>
             </w:r>
           </w:p>
         </w:tc>
         <w:tc>
           <w:tcPr>
-            <w:tcW w:w="4986" w:type="dxa"/>
+            <w:tcW w:w="1918" w:type="dxa"/>
           </w:tcPr>
           <w:p>
+            <w:pPr>
+              <w:keepNext/>
+              <w:spacing w:before="40" w:after="40"/>
+              <w:rPr>
+                <w:sz w:val="20"/>
+              </w:rPr>
+            </w:pPr>
             <w:r>
-              <w:t>________________________________________</w:t>
+              <w:rPr>
+                <w:sz w:val="20"/>
+              </w:rPr>
+              <w:t>Achieved</w:t>
+            </w:r>
+          </w:p>
+        </w:tc>
+        <w:tc>
+          <w:tcPr>
+            <w:tcW w:w="4082" w:type="dxa"/>
+          </w:tcPr>
+          <w:p>
+            <w:pPr>
+              <w:keepNext/>
+              <w:spacing w:before="40" w:after="40"/>
+              <w:rPr>
+                <w:sz w:val="20"/>
+              </w:rPr>
+            </w:pPr>
+            <w:r>
+              <w:rPr>
+                <w:sz w:val="20"/>
+              </w:rPr>
+              <w:t>Chapters 1 and 2; requirements gathering in Chapter 3</w:t>
             </w:r>
           </w:p>
         </w:tc>
       </w:tr>
       <w:tr>
         <w:trPr>
-          <w:jc w:val="center"/>
+          <w:cantSplit/>
         </w:trPr>
         <w:tc>
           <w:tcPr>
-            <w:tcW w:w="4986" w:type="dxa"/>
-            <w:shd w:val="clear" w:color="auto" w:fill="D9EAF0"/>
+            <w:tcW w:w="3980" w:type="dxa"/>
           </w:tcPr>
           <w:p>
+            <w:pPr>
+              <w:keepNext/>
+              <w:spacing w:before="40" w:after="40"/>
+              <w:rPr>
+                <w:sz w:val="20"/>
+              </w:rPr>
+            </w:pPr>
             <w:r>
-              <w:t>Module</w:t>
+              <w:rPr>
+                <w:sz w:val="20"/>
+              </w:rPr>
+              <w:t>2. Design a logbook system with account-free mentor verification</w:t>
             </w:r>
           </w:p>
         </w:tc>
         <w:tc>
           <w:tcPr>
-            <w:tcW w:w="4986" w:type="dxa"/>
+            <w:tcW w:w="1918" w:type="dxa"/>
           </w:tcPr>
           <w:p>
+            <w:pPr>
+              <w:keepNext/>
+              <w:spacing w:before="40" w:after="40"/>
+              <w:rPr>
+                <w:sz w:val="20"/>
+              </w:rPr>
+            </w:pPr>
             <w:r>
-              <w:t>________________________________________</w:t>
+              <w:rPr>
+                <w:sz w:val="20"/>
+              </w:rPr>
+              <w:t>Achieved</w:t>
+            </w:r>
+          </w:p>
+        </w:tc>
+        <w:tc>
+          <w:tcPr>
+            <w:tcW w:w="4082" w:type="dxa"/>
+          </w:tcPr>
+          <w:p>
+            <w:pPr>
+              <w:keepNext/>
+              <w:spacing w:before="40" w:after="40"/>
+              <w:rPr>
+                <w:sz w:val="20"/>
+              </w:rPr>
+            </w:pPr>
+            <w:r>
+              <w:rPr>
+                <w:sz w:val="20"/>
+              </w:rPr>
+              <w:t>Chapter 4: architecture, UML, ERD, UI design</w:t>
             </w:r>
           </w:p>
         </w:tc>
       </w:tr>
       <w:tr>
         <w:trPr>
-          <w:jc w:val="center"/>
+          <w:cantSplit/>
         </w:trPr>
         <w:tc>
           <w:tcPr>
-            <w:tcW w:w="4986" w:type="dxa"/>
-            <w:shd w:val="clear" w:color="auto" w:fill="D9EAF0"/>
+            <w:tcW w:w="3980" w:type="dxa"/>
           </w:tcPr>
           <w:p>
+            <w:pPr>
+              <w:keepNext/>
+              <w:spacing w:before="40" w:after="40"/>
+              <w:rPr>
+                <w:sz w:val="20"/>
+              </w:rPr>
+            </w:pPr>
             <w:r>
-              <w:t>Lecturer / Supervisor</w:t>
+              <w:rPr>
+                <w:sz w:val="20"/>
+              </w:rPr>
+              <w:t>3. Develop the student logbook, mentor page and shared dashboard</w:t>
             </w:r>
           </w:p>
         </w:tc>
         <w:tc>
           <w:tcPr>
-            <w:tcW w:w="4986" w:type="dxa"/>
+            <w:tcW w:w="1918" w:type="dxa"/>
           </w:tcPr>
           <w:p>
+            <w:pPr>
+              <w:keepNext/>
+              <w:spacing w:before="40" w:after="40"/>
+              <w:rPr>
+                <w:sz w:val="20"/>
+              </w:rPr>
+            </w:pPr>
             <w:r>
-              <w:t>________________________________________</w:t>
+              <w:rPr>
+                <w:sz w:val="20"/>
+              </w:rPr>
+              <w:t>Achieved</w:t>
+            </w:r>
+          </w:p>
+        </w:tc>
+        <w:tc>
+          <w:tcPr>
+            <w:tcW w:w="4082" w:type="dxa"/>
+          </w:tcPr>
+          <w:p>
+            <w:pPr>
+              <w:keepNext/>
+              <w:spacing w:before="40" w:after="40"/>
+              <w:rPr>
+                <w:sz w:val="20"/>
+              </w:rPr>
+            </w:pPr>
+            <w:r>
+              <w:rPr>
+                <w:sz w:val="20"/>
+              </w:rPr>
+              <w:t>Working application; Chapter 4.7; FR-01 to FR-14 met</w:t>
             </w:r>
           </w:p>
         </w:tc>
       </w:tr>
       <w:tr>
         <w:trPr>
-          <w:jc w:val="center"/>
+          <w:cantSplit/>
         </w:trPr>
         <w:tc>
           <w:tcPr>
-            <w:tcW w:w="4986" w:type="dxa"/>
-            <w:shd w:val="clear" w:color="auto" w:fill="D9EAF0"/>
+            <w:tcW w:w="3980" w:type="dxa"/>
           </w:tcPr>
           <w:p>
+            <w:pPr>
+              <w:keepNext/>
+              <w:spacing w:before="40" w:after="40"/>
+              <w:rPr>
+                <w:sz w:val="20"/>
+              </w:rPr>
+            </w:pPr>
             <w:r>
-              <w:t>Week / Stage</w:t>
+              <w:rPr>
+                <w:sz w:val="20"/>
+              </w:rPr>
+              <w:t>4. Implement secure storage and status tracking</w:t>
             </w:r>
           </w:p>
         </w:tc>
         <w:tc>
           <w:tcPr>
-            <w:tcW w:w="4986" w:type="dxa"/>
+            <w:tcW w:w="1918" w:type="dxa"/>
           </w:tcPr>
           <w:p>
+            <w:pPr>
+              <w:keepNext/>
+              <w:spacing w:before="40" w:after="40"/>
+              <w:rPr>
+                <w:sz w:val="20"/>
+              </w:rPr>
+            </w:pPr>
             <w:r>
-              <w:t>________________________________________</w:t>
+              <w:rPr>
+                <w:sz w:val="20"/>
+              </w:rPr>
+              <w:t>Achieved</w:t>
+            </w:r>
+          </w:p>
+        </w:tc>
+        <w:tc>
+          <w:tcPr>
+            <w:tcW w:w="4082" w:type="dxa"/>
+          </w:tcPr>
+          <w:p>
+            <w:pPr>
+              <w:keepNext/>
+              <w:spacing w:before="40" w:after="40"/>
+              <w:rPr>
+                <w:sz w:val="20"/>
+              </w:rPr>
+            </w:pPr>
+            <w:r>
+              <w:rPr>
+                <w:sz w:val="20"/>
+              </w:rPr>
+              <w:t>SQLite schema with constraints and transactions; TC-136, TC-140, TC-143</w:t>
             </w:r>
           </w:p>
         </w:tc>
       </w:tr>
       <w:tr>
         <w:trPr>
-          <w:jc w:val="center"/>
+          <w:cantSplit/>
         </w:trPr>
         <w:tc>
           <w:tcPr>
-            <w:tcW w:w="4986" w:type="dxa"/>
-            <w:shd w:val="clear" w:color="auto" w:fill="D9EAF0"/>
+            <w:tcW w:w="3980" w:type="dxa"/>
           </w:tcPr>
           <w:p>
+            <w:pPr>
+              <w:spacing w:before="40" w:after="40"/>
+              <w:rPr>
+                <w:sz w:val="20"/>
+              </w:rPr>
+            </w:pPr>
             <w:r>
-              <w:t>Submission Date</w:t>
+              <w:rPr>
+                <w:sz w:val="20"/>
+              </w:rPr>
+              <w:t>5. Test and evaluate TrackWIL against its requirements</w:t>
             </w:r>
           </w:p>
         </w:tc>
         <w:tc>
           <w:tcPr>
-            <w:tcW w:w="4986" w:type="dxa"/>
+            <w:tcW w:w="1918" w:type="dxa"/>
           </w:tcPr>
           <w:p>
+            <w:pPr>
+              <w:spacing w:before="40" w:after="40"/>
+              <w:rPr>
+                <w:sz w:val="20"/>
+              </w:rPr>
+            </w:pPr>
             <w:r>
-              <w:t>________________________________________</w:t>
+              <w:rPr>
+                <w:sz w:val="20"/>
+              </w:rPr>
+              <w:t>Largely achieved</w:t>
+            </w:r>
+          </w:p>
+        </w:tc>
+        <w:tc>
+          <w:tcPr>
+            <w:tcW w:w="4082" w:type="dxa"/>
+          </w:tcPr>
+          <w:p>
+            <w:pPr>
+              <w:spacing w:before="40" w:after="40"/>
+              <w:rPr>
+                <w:sz w:val="20"/>
+              </w:rPr>
+            </w:pPr>
+            <w:r>
+              <w:rPr>
+                <w:sz w:val="20"/>
+              </w:rPr>
+              <w:t>Chapter 5; usability test with users outstanding</w:t>
             </w:r>
           </w:p>
         </w:tc>
       </w:tr>
     </w:tbl>
-    <w:p>
-      <w:r>
-        <w:br w:type="page"/>
-      </w:r>
-    </w:p>
+    <w:p/>
     <w:p>
       <w:pPr>
-        <w:pStyle w:val="Heading1"/>
-      </w:pPr>
-      <w:r>
-        <w:lastRenderedPageBreak/>
-        <w:t>6.1 Introduction</w:t>
-      </w:r>
-    </w:p>
-    <w:p>
-      <w:r>
-        <w:t>Briefly restate the project purpose.</w:t>
-      </w:r>
-    </w:p>
-    <w:p>
-      <w:r>
-        <w:t>________________________________________________________________________________</w:t>
-      </w:r>
-    </w:p>
-    <w:p>
-      <w:r>
-        <w:t>________________________________________________________________________________</w:t>
-      </w:r>
-    </w:p>
-    <w:p>
-      <w:pPr>
-        <w:pStyle w:val="Heading1"/>
-      </w:pPr>
-      <w:r>
-        <w:t>6.2 Summary of Findings</w:t>
-      </w:r>
-    </w:p>
-    <w:p>
-      <w:r>
-        <w:t>Summarise the most important findings from development and evaluation.</w:t>
-      </w:r>
-    </w:p>
-    <w:p>
-      <w:r>
-        <w:t>________________________________________________________________________________</w:t>
-      </w:r>
-    </w:p>
-    <w:p>
-      <w:r>
-        <w:t>________________________________________________________________________________</w:t>
-      </w:r>
-    </w:p>
-    <w:p>
-      <w:r>
-        <w:t>________________________________________________________________________________</w:t>
-      </w:r>
-    </w:p>
-    <w:p>
-      <w:r>
-        <w:t>________________________________________________________________________________</w:t>
-      </w:r>
-    </w:p>
-    <w:p>
-      <w:r>
-        <w:t>________________________________________________________________________________</w:t>
-      </w:r>
-    </w:p>
-    <w:p>
-      <w:pPr>
-        <w:pStyle w:val="Heading1"/>
-      </w:pPr>
-      <w:r>
-        <w:t>6.3 Achievement of Objectives</w:t>
-      </w:r>
-    </w:p>
-    <w:p>
-      <w:r>
-        <w:t>Evaluate each objective and state the evidence showing whether it was achieved.</w:t>
-      </w:r>
-    </w:p>
-    <w:p>
-      <w:r>
-        <w:t>________________________________________________________________________________</w:t>
-      </w:r>
-    </w:p>
-    <w:p>
-      <w:r>
-        <w:t>________________________________________________________________________________</w:t>
-      </w:r>
-    </w:p>
-    <w:p>
-      <w:r>
-        <w:t>________________________________________________________________________________</w:t>
-      </w:r>
-    </w:p>
-    <w:p>
-      <w:r>
-        <w:t>________________________________________________________________________________</w:t>
-      </w:r>
-    </w:p>
-    <w:p>
-      <w:r>
-        <w:t>________________________________________________________________________________</w:t>
-      </w:r>
-    </w:p>
-    <w:p>
-      <w:r>
-        <w:t>________________________________________________________________________________</w:t>
-      </w:r>
-    </w:p>
-    <w:p>
-      <w:pPr>
-        <w:pStyle w:val="Heading1"/>
+        <w:pStyle w:val="Heading2"/>
       </w:pPr>
       <w:r>
         <w:t>6.4 Answers to Research Questions</w:t>
       </w:r>
     </w:p>
     <w:p>
+      <w:pPr>
+        <w:pStyle w:val="ListParagraph"/>
+        <w:keepLines/>
+        <w:numPr>
+          <w:ilvl w:val="0"/>
+          <w:numId w:val="12"/>
+        </w:numPr>
+        <w:ind w:left="1080"/>
+      </w:pPr>
       <w:r>
-        <w:t>Answer each research question using evidence from the project.</w:t>
+        <w:rPr>
+          <w:b/>
+        </w:rPr>
+        <w:t>RQ1 (challenges of the current process):</w:t>
       </w:r>
-    </w:p>
-    <w:p>
       <w:r>
-        <w:t>________________________________________________________________________________</w:t>
-      </w:r>
-    </w:p>
-    <w:p>
-      <w:r>
-        <w:t>________________________________________________________________________________</w:t>
-      </w:r>
-    </w:p>
-    <w:p>
-      <w:r>
-        <w:t>________________________________________________________________________________</w:t>
-      </w:r>
-    </w:p>
-    <w:p>
-      <w:r>
-        <w:lastRenderedPageBreak/>
-        <w:t>________________________________________________________________________________</w:t>
-      </w:r>
-    </w:p>
-    <w:p>
-      <w:r>
-        <w:t>________________________________________________________________________________</w:t>
-      </w:r>
-    </w:p>
-    <w:p>
-      <w:r>
-        <w:t>________________________________________________________________________________</w:t>
+        <w:t xml:space="preserve"> lost or unreturned documents, delays waiting for signatures, no single view of progress, and extra work for external mentors (Chapters 1 and 2).</w:t>
       </w:r>
     </w:p>
     <w:p>
       <w:pPr>
-        <w:pStyle w:val="Heading1"/>
+        <w:pStyle w:val="ListParagraph"/>
+        <w:keepLines/>
+        <w:numPr>
+          <w:ilvl w:val="0"/>
+          <w:numId w:val="12"/>
+        </w:numPr>
+        <w:ind w:left="1080"/>
+      </w:pPr>
+      <w:r>
+        <w:rPr>
+          <w:b/>
+        </w:rPr>
+        <w:t>RQ2 (digital workflow with link-based verification):</w:t>
+      </w:r>
+      <w:r>
+        <w:t xml:space="preserve"> a one-time link lets the mentor verify in two clicks without an account, and the status and time are recorded immediately (TC-127 to TC-137).</w:t>
+      </w:r>
+    </w:p>
+    <w:p>
+      <w:pPr>
+        <w:pStyle w:val="ListParagraph"/>
+        <w:keepLines/>
+        <w:numPr>
+          <w:ilvl w:val="0"/>
+          <w:numId w:val="12"/>
+        </w:numPr>
+        <w:ind w:left="1080"/>
+      </w:pPr>
+      <w:r>
+        <w:rPr>
+          <w:b/>
+        </w:rPr>
+        <w:t>RQ3 (role-specific views):</w:t>
+      </w:r>
+      <w:r>
+        <w:t xml:space="preserve"> students see their own logbook and hours, mentors see only the one entry in their link, and staff see every student's status (FR-03, FR-11).</w:t>
+      </w:r>
+    </w:p>
+    <w:p>
+      <w:pPr>
+        <w:pStyle w:val="ListParagraph"/>
+        <w:keepLines/>
+        <w:numPr>
+          <w:ilvl w:val="0"/>
+          <w:numId w:val="12"/>
+        </w:numPr>
+        <w:ind w:left="1080"/>
+      </w:pPr>
+      <w:r>
+        <w:rPr>
+          <w:b/>
+        </w:rPr>
+        <w:lastRenderedPageBreak/>
+        <w:t>RQ4 (central database):</w:t>
+      </w:r>
+      <w:r>
+        <w:t xml:space="preserve"> one record per entry with its status and timestamps removes conflicting copies and makes outstanding work visible (Chapter 4.4; TC-139, TC-140).</w:t>
+      </w:r>
+    </w:p>
+    <w:p>
+      <w:pPr>
+        <w:pStyle w:val="ListParagraph"/>
+        <w:keepLines/>
+        <w:numPr>
+          <w:ilvl w:val="0"/>
+          <w:numId w:val="12"/>
+        </w:numPr>
+        <w:ind w:left="1080"/>
+      </w:pPr>
+      <w:r>
+        <w:rPr>
+          <w:b/>
+        </w:rPr>
+        <w:t>RQ5 (extent of improvement):</w:t>
+      </w:r>
+      <w:r>
+        <w:t xml:space="preserve"> all functional requirements and six of seven non-functional requirements are met; the efficiency gain for real users still needs to be measured with the timed usability test.</w:t>
+      </w:r>
+    </w:p>
+    <w:p>
+      <w:pPr>
+        <w:pStyle w:val="Heading2"/>
       </w:pPr>
       <w:r>
         <w:t>6.5 Limitations</w:t>
       </w:r>
     </w:p>
     <w:p>
+      <w:pPr>
+        <w:pStyle w:val="ListParagraph"/>
+        <w:keepLines/>
+        <w:numPr>
+          <w:ilvl w:val="0"/>
+          <w:numId w:val="13"/>
+        </w:numPr>
+        <w:ind w:left="1080"/>
+      </w:pPr>
       <w:r>
-        <w:t>Discuss technical, time, data, resource, user or scope limitations.</w:t>
-      </w:r>
-    </w:p>
-    <w:p>
-      <w:r>
-        <w:t>________________________________________________________________________________</w:t>
-      </w:r>
-    </w:p>
-    <w:p>
-      <w:r>
-        <w:t>________________________________________________________________________________</w:t>
-      </w:r>
-    </w:p>
-    <w:p>
-      <w:r>
-        <w:t>________________________________________________________________________________</w:t>
-      </w:r>
-    </w:p>
-    <w:p>
-      <w:r>
-        <w:t>________________________________________________________________________________</w:t>
+        <w:t>Synthetic data only; no feedback from real students, mentors or staff yet (ethical permission pending).</w:t>
       </w:r>
     </w:p>
     <w:p>
       <w:pPr>
-        <w:pStyle w:val="Heading1"/>
+        <w:pStyle w:val="ListParagraph"/>
+        <w:keepLines/>
+        <w:numPr>
+          <w:ilvl w:val="0"/>
+          <w:numId w:val="13"/>
+        </w:numPr>
+        <w:ind w:left="1080"/>
+      </w:pPr>
+      <w:r>
+        <w:t>Usability (NFR-01) not measured with users.</w:t>
+      </w:r>
+    </w:p>
+    <w:p>
+      <w:pPr>
+        <w:pStyle w:val="ListParagraph"/>
+        <w:keepLines/>
+        <w:numPr>
+          <w:ilvl w:val="0"/>
+          <w:numId w:val="13"/>
+        </w:numPr>
+        <w:ind w:left="1080"/>
+      </w:pPr>
+      <w:r>
+        <w:t>Response times measured locally, not on a hosted server.</w:t>
+      </w:r>
+    </w:p>
+    <w:p>
+      <w:pPr>
+        <w:pStyle w:val="ListParagraph"/>
+        <w:keepLines/>
+        <w:numPr>
+          <w:ilvl w:val="0"/>
+          <w:numId w:val="13"/>
+        </w:numPr>
+        <w:ind w:left="1080"/>
+      </w:pPr>
+      <w:r>
+        <w:t>Mentors cannot view evidence files or leave written feedback; no email notifications.</w:t>
+      </w:r>
+    </w:p>
+    <w:p>
+      <w:pPr>
+        <w:pStyle w:val="ListParagraph"/>
+        <w:keepLines/>
+        <w:numPr>
+          <w:ilvl w:val="0"/>
+          <w:numId w:val="13"/>
+        </w:numPr>
+        <w:ind w:left="1080"/>
+      </w:pPr>
+      <w:r>
+        <w:t>A known framework vulnerability (Next.js 16.4.0, DEF-04) must be fixed by upgrading.</w:t>
+      </w:r>
+    </w:p>
+    <w:p>
+      <w:pPr>
+        <w:pStyle w:val="ListParagraph"/>
+        <w:keepLines/>
+        <w:numPr>
+          <w:ilvl w:val="0"/>
+          <w:numId w:val="13"/>
+        </w:numPr>
+        <w:ind w:left="1080"/>
+      </w:pPr>
+      <w:r>
+        <w:t>A four-week build by a team of four limited the scope.</w:t>
+      </w:r>
+    </w:p>
+    <w:p>
+      <w:pPr>
+        <w:pStyle w:val="Heading2"/>
       </w:pPr>
       <w:r>
         <w:t>6.6 Recommendations</w:t>
       </w:r>
     </w:p>
     <w:p>
+      <w:pPr>
+        <w:pStyle w:val="ListParagraph"/>
+        <w:keepLines/>
+        <w:numPr>
+          <w:ilvl w:val="0"/>
+          <w:numId w:val="14"/>
+        </w:numPr>
+        <w:ind w:left="1080"/>
+      </w:pPr>
       <w:r>
-        <w:t>Provide practical recommendations based on the findings.</w:t>
-      </w:r>
-    </w:p>
-    <w:p>
-      <w:r>
-        <w:t>________________________________________________________________________________</w:t>
-      </w:r>
-    </w:p>
-    <w:p>
-      <w:r>
-        <w:t>________________________________________________________________________________</w:t>
-      </w:r>
-    </w:p>
-    <w:p>
-      <w:r>
-        <w:t>________________________________________________________________________________</w:t>
-      </w:r>
-    </w:p>
-    <w:p>
-      <w:r>
-        <w:t>________________________________________________________________________________</w:t>
+        <w:t>Upgrade Next.js and keep dependencies up to date before any real use.</w:t>
       </w:r>
     </w:p>
     <w:p>
       <w:pPr>
-        <w:pStyle w:val="Heading1"/>
+        <w:pStyle w:val="ListParagraph"/>
+        <w:keepLines/>
+        <w:numPr>
+          <w:ilvl w:val="0"/>
+          <w:numId w:val="14"/>
+        </w:numPr>
+        <w:ind w:left="1080"/>
+      </w:pPr>
+      <w:r>
+        <w:t>Run the timed usability test and questionnaire once permission is granted, and use the results to refine the forms.</w:t>
+      </w:r>
+    </w:p>
+    <w:p>
+      <w:pPr>
+        <w:pStyle w:val="ListParagraph"/>
+        <w:keepLines/>
+        <w:numPr>
+          <w:ilvl w:val="0"/>
+          <w:numId w:val="14"/>
+        </w:numPr>
+        <w:ind w:left="1080"/>
+      </w:pPr>
+      <w:r>
+        <w:t>Host the application with HTTPS, set TRACKWIL_SESSION_SECRET and back up the database daily before using real data.</w:t>
+      </w:r>
+    </w:p>
+    <w:p>
+      <w:pPr>
+        <w:pStyle w:val="ListParagraph"/>
+        <w:keepLines/>
+        <w:numPr>
+          <w:ilvl w:val="0"/>
+          <w:numId w:val="14"/>
+        </w:numPr>
+        <w:ind w:left="1080"/>
+      </w:pPr>
+      <w:r>
+        <w:t>Agree data-retention and consent rules with the campus in line with POPIA.</w:t>
+      </w:r>
+    </w:p>
+    <w:p>
+      <w:pPr>
+        <w:pStyle w:val="Heading2"/>
       </w:pPr>
       <w:r>
         <w:t>6.7 Future Work</w:t>
       </w:r>
     </w:p>
     <w:p>
+      <w:pPr>
+        <w:pStyle w:val="ListParagraph"/>
+        <w:keepLines/>
+        <w:numPr>
+          <w:ilvl w:val="0"/>
+          <w:numId w:val="15"/>
+        </w:numPr>
+        <w:ind w:left="1080"/>
+      </w:pPr>
       <w:r>
-        <w:t>Identify realistic enhancements or further research.</w:t>
-      </w:r>
-    </w:p>
-    <w:p>
-      <w:r>
-        <w:t>________________________________________________________________________________</w:t>
-      </w:r>
-    </w:p>
-    <w:p>
-      <w:r>
-        <w:t>________________________________________________________________________________</w:t>
-      </w:r>
-    </w:p>
-    <w:p>
-      <w:r>
-        <w:t>________________________________________________________________________________</w:t>
-      </w:r>
-    </w:p>
-    <w:p>
-      <w:r>
-        <w:t>________________________________________________________________________________</w:t>
+        <w:t>Written mentor feedback on rejected entries, and secure mentor access to evidence through the link.</w:t>
       </w:r>
     </w:p>
     <w:p>
       <w:pPr>
-        <w:pStyle w:val="Heading1"/>
+        <w:pStyle w:val="ListParagraph"/>
+        <w:keepLines/>
+        <w:numPr>
+          <w:ilvl w:val="0"/>
+          <w:numId w:val="15"/>
+        </w:numPr>
+        <w:ind w:left="1080"/>
+      </w:pPr>
+      <w:r>
+        <w:t>Automatic email notifications for verification requests and expiring links.</w:t>
+      </w:r>
+    </w:p>
+    <w:p>
+      <w:pPr>
+        <w:pStyle w:val="ListParagraph"/>
+        <w:keepLines/>
+        <w:numPr>
+          <w:ilvl w:val="0"/>
+          <w:numId w:val="15"/>
+        </w:numPr>
+        <w:ind w:left="1080"/>
+      </w:pPr>
+      <w:r>
+        <w:t>A separate lecturer view with drill-down into individual students' entries.</w:t>
+      </w:r>
+    </w:p>
+    <w:p>
+      <w:pPr>
+        <w:pStyle w:val="ListParagraph"/>
+        <w:keepLines/>
+        <w:numPr>
+          <w:ilvl w:val="0"/>
+          <w:numId w:val="15"/>
+        </w:numPr>
+        <w:ind w:left="1080"/>
+      </w:pPr>
+      <w:r>
+        <w:t>Reports and data export for audits; an audit log of changes.</w:t>
+      </w:r>
+    </w:p>
+    <w:p>
+      <w:pPr>
+        <w:pStyle w:val="ListParagraph"/>
+        <w:keepLines/>
+        <w:numPr>
+          <w:ilvl w:val="0"/>
+          <w:numId w:val="15"/>
+        </w:numPr>
+        <w:ind w:left="1080"/>
+      </w:pPr>
+      <w:r>
+        <w:t>Migration from SQLite to PostgreSQL for a multi-user hosted deployment.</w:t>
+      </w:r>
+    </w:p>
+    <w:p>
+      <w:pPr>
+        <w:pStyle w:val="Heading2"/>
       </w:pPr>
       <w:r>
         <w:t>6.8 Final Conclusion</w:t>
       </w:r>
     </w:p>
     <w:p>
+      <w:pPr>
+        <w:pStyle w:val="ListParagraph"/>
+        <w:keepLines/>
+        <w:numPr>
+          <w:ilvl w:val="0"/>
+          <w:numId w:val="16"/>
+        </w:numPr>
+        <w:ind w:left="1080"/>
+      </w:pPr>
       <w:r>
-        <w:t>Provide a concise final judgement on the project and its contribution.</w:t>
+        <w:t>TrackWIL shows that a small, focused web application can replace the paper and email logbook process with a secure, traceable workflow.</w:t>
       </w:r>
     </w:p>
     <w:p>
+      <w:pPr>
+        <w:pStyle w:val="ListParagraph"/>
+        <w:keepLines/>
+        <w:numPr>
+          <w:ilvl w:val="0"/>
+          <w:numId w:val="16"/>
+        </w:numPr>
+        <w:ind w:left="1080"/>
+      </w:pPr>
       <w:r>
-        <w:t>________________________________________________________________________________</w:t>
+        <w:t>Its main contribution is account-free mentor verification combined with automatic progress monitoring.</w:t>
       </w:r>
     </w:p>
     <w:p>
+      <w:pPr>
+        <w:pStyle w:val="ListParagraph"/>
+        <w:keepLines/>
+        <w:numPr>
+          <w:ilvl w:val="0"/>
+          <w:numId w:val="16"/>
+        </w:numPr>
+        <w:ind w:left="1080"/>
+      </w:pPr>
       <w:r>
-        <w:lastRenderedPageBreak/>
-        <w:t>________________________________________________________________________________</w:t>
-      </w:r>
-    </w:p>
-    <w:p>
-      <w:r>
-        <w:t>________________________________________________________________________________</w:t>
-      </w:r>
-    </w:p>
-    <w:p>
-      <w:r>
-        <w:t>________________________________________________________________________________</w:t>
+        <w:t>The project met its functional objectives; its effect on real users is the main question for the next stage.</w:t>
       </w:r>
     </w:p>
     <w:sectPr>
       <w:headerReference w:type="default" r:id="rId8"/>
-      <w:footerReference w:type="default" r:id="rId9"/>
       <w:pgSz w:w="12240" w:h="15840"/>
       <w:pgMar w:top="964" w:right="1134" w:bottom="964" w:left="1134" w:header="720" w:footer="720" w:gutter="0"/>
       <w:cols w:space="720"/>
@@ -537,22 +1033,6 @@
 </w:endnotes>
 </file>
 
-<file path=word/footer1.xml><?xml version="1.0" encoding="utf-8"?>
-<w:ftr xmlns:wpc="http://schemas.microsoft.com/office/word/2010/wordprocessingCanvas" xmlns:cx="http://schemas.microsoft.com/office/drawing/2014/chartex" xmlns:cx1="http://schemas.microsoft.com/office/drawing/2015/9/8/chartex" xmlns:cx2="http://schemas.microsoft.com/office/drawing/2015/10/21/chartex" xmlns:cx3="http://schemas.microsoft.com/office/drawing/2016/5/9/chartex" xmlns:cx4="http://schemas.microsoft.com/office/drawing/2016/5/10/chartex" xmlns:cx5="http://schemas.microsoft.com/office/drawing/2016/5/11/chartex" xmlns:cx6="http://schemas.microsoft.com/office/drawing/2016/5/12/chartex" xmlns:cx7="http://schemas.microsoft.com/office/drawing/2016/5/13/chartex" xmlns:cx8="http://schemas.microsoft.com/office/drawing/2016/5/14/chartex" xmlns:mc="http://schemas.openxmlformats.org/markup-compatibility/2006" xmlns:aink="http://schemas.microsoft.com/office/drawing/2016/ink" xmlns:am3d="http://schemas.microsoft.com/office/drawing/2017/model3d" xmlns:o="urn:schemas-microsoft-com:office:office" xmlns:oel="http://schemas.microsoft.com/office/2019/extlst" xmlns:r="http://schemas.openxmlformats.org/officeDocument/2006/relationships" xmlns:m="http://schemas.openxmlformats.org/officeDocument/2006/math" xmlns:v="urn:schemas-microsoft-com:vml" xmlns:wp14="http://schemas.microsoft.com/office/word/2010/wordprocessingDrawing" xmlns:wp="http://schemas.openxmlformats.org/drawingml/2006/wordprocessingDrawing" xmlns:w10="urn:schemas-microsoft-com:office:word" xmlns:w="http://schemas.openxmlformats.org/wordprocessingml/2006/main" xmlns:w14="http://schemas.microsoft.com/office/word/2010/wordml" xmlns:w15="http://schemas.microsoft.com/office/word/2012/wordml" xmlns:w16cex="http://schemas.microsoft.com/office/word/2018/wordml/cex" xmlns:w16cid="http://schemas.microsoft.com/office/word/2016/wordml/cid" xmlns:w16="http://schemas.microsoft.com/office/word/2018/wordml" xmlns:w16du="http://schemas.microsoft.com/office/word/2023/wordml/word16du" xmlns:w16sdtdh="http://schemas.microsoft.com/office/word/2020/wordml/sdtdatahash" xmlns:w16sdtfl="http://schemas.microsoft.com/office/word/2024/wordml/sdtformatlock" xmlns:w16se="http://schemas.microsoft.com/office/word/2015/wordml/symex" xmlns:wpg="http://schemas.microsoft.com/office/word/2010/wordprocessingGroup" xmlns:wpi="http://schemas.microsoft.com/office/word/2010/wordprocessingInk" xmlns:wne="http://schemas.microsoft.com/office/word/2006/wordml" xmlns:wps="http://schemas.microsoft.com/office/word/2010/wordprocessingShape" mc:Ignorable="w14 w15 w16se w16cid w16 w16cex w16sdtdh w16sdtfl w16du wp14">
-  <w:p>
-    <w:pPr>
-      <w:pStyle w:val="Footer"/>
-    </w:pPr>
-    <w:r>
-      <w:rPr>
-        <w:sz w:val="16"/>
-      </w:rPr>
-      <w:t>CTU Training Solutions (PTY) Ltd is fully accredited by the MICT SETA (ACC/2006/07/186) through the Quality Council for Trades and Occupations (QCTO). CTU Training Solutions is registered with the Department of Higher Education and Training as a Private College (2018/FE07/004) and provisionally registered as a private higher education institution (No 2014/HE07/004) Co. Reg No:2005/038944/07</w:t>
-    </w:r>
-  </w:p>
-</w:ftr>
-</file>
-
 <file path=word/footnotes.xml><?xml version="1.0" encoding="utf-8"?>
 <w:footnotes xmlns:wpc="http://schemas.microsoft.com/office/word/2010/wordprocessingCanvas" xmlns:cx="http://schemas.microsoft.com/office/drawing/2014/chartex" xmlns:cx1="http://schemas.microsoft.com/office/drawing/2015/9/8/chartex" xmlns:cx2="http://schemas.microsoft.com/office/drawing/2015/10/21/chartex" xmlns:cx3="http://schemas.microsoft.com/office/drawing/2016/5/9/chartex" xmlns:cx4="http://schemas.microsoft.com/office/drawing/2016/5/10/chartex" xmlns:cx5="http://schemas.microsoft.com/office/drawing/2016/5/11/chartex" xmlns:cx6="http://schemas.microsoft.com/office/drawing/2016/5/12/chartex" xmlns:cx7="http://schemas.microsoft.com/office/drawing/2016/5/13/chartex" xmlns:cx8="http://schemas.microsoft.com/office/drawing/2016/5/14/chartex" xmlns:mc="http://schemas.openxmlformats.org/markup-compatibility/2006" xmlns:aink="http://schemas.microsoft.com/office/drawing/2016/ink" xmlns:am3d="http://schemas.microsoft.com/office/drawing/2017/model3d" xmlns:o="urn:schemas-microsoft-com:office:office" xmlns:oel="http://schemas.microsoft.com/office/2019/extlst" xmlns:r="http://schemas.openxmlformats.org/officeDocument/2006/relationships" xmlns:m="http://schemas.openxmlformats.org/officeDocument/2006/math" xmlns:v="urn:schemas-microsoft-com:vml" xmlns:wp14="http://schemas.microsoft.com/office/word/2010/wordprocessingDrawing" xmlns:wp="http://schemas.openxmlformats.org/drawingml/2006/wordprocessingDrawing" xmlns:w10="urn:schemas-microsoft-com:office:word" xmlns:w="http://schemas.openxmlformats.org/wordprocessingml/2006/main" xmlns:w14="http://schemas.microsoft.com/office/word/2010/wordml" xmlns:w15="http://schemas.microsoft.com/office/word/2012/wordml" xmlns:w16cex="http://schemas.microsoft.com/office/word/2018/wordml/cex" xmlns:w16cid="http://schemas.microsoft.com/office/word/2016/wordml/cid" xmlns:w16="http://schemas.microsoft.com/office/word/2018/wordml" xmlns:w16du="http://schemas.microsoft.com/office/word/2023/wordml/word16du" xmlns:w16sdtdh="http://schemas.microsoft.com/office/word/2020/wordml/sdtdatahash" xmlns:w16sdtfl="http://schemas.microsoft.com/office/word/2024/wordml/sdtformatlock" xmlns:w16se="http://schemas.microsoft.com/office/word/2015/wordml/symex" xmlns:wpg="http://schemas.microsoft.com/office/word/2010/wordprocessingGroup" xmlns:wpi="http://schemas.microsoft.com/office/word/2010/wordprocessingInk" xmlns:wne="http://schemas.microsoft.com/office/word/2006/wordml" xmlns:wps="http://schemas.microsoft.com/office/word/2010/wordprocessingShape" mc:Ignorable="w14 w15 w16se w16cid w16 w16cex w16sdtdh w16sdtfl w16du wp14">
   <w:footnote w:type="separator" w:id="-1">
@@ -584,46 +1064,6 @@
     <w:pPr>
       <w:jc w:val="center"/>
     </w:pPr>
-    <w:r>
-      <w:rPr>
-        <w:noProof/>
-      </w:rPr>
-      <w:drawing>
-        <wp:inline distT="0" distB="0" distL="0" distR="0" wp14:anchorId="3108E44D" wp14:editId="3D2B2D19">
-          <wp:extent cx="2057400" cy="658368"/>
-          <wp:effectExtent l="0" t="0" r="0" b="0"/>
-          <wp:docPr id="1" name="Picture 1"/>
-          <wp:cNvGraphicFramePr>
-            <a:graphicFrameLocks xmlns:a="http://schemas.openxmlformats.org/drawingml/2006/main" noChangeAspect="1"/>
-          </wp:cNvGraphicFramePr>
-          <a:graphic xmlns:a="http://schemas.openxmlformats.org/drawingml/2006/main">
-            <a:graphicData uri="http://schemas.openxmlformats.org/drawingml/2006/picture">
-              <pic:pic xmlns:pic="http://schemas.openxmlformats.org/drawingml/2006/picture">
-                <pic:nvPicPr>
-                  <pic:cNvPr id="0" name="image(20261006-065454).png"/>
-                  <pic:cNvPicPr/>
-                </pic:nvPicPr>
-                <pic:blipFill>
-                  <a:blip r:embed="rId1"/>
-                  <a:stretch>
-                    <a:fillRect/>
-                  </a:stretch>
-                </pic:blipFill>
-                <pic:spPr>
-                  <a:xfrm>
-                    <a:off x="0" y="0"/>
-                    <a:ext cx="2057400" cy="658368"/>
-                  </a:xfrm>
-                  <a:prstGeom prst="rect">
-                    <a:avLst/>
-                  </a:prstGeom>
-                </pic:spPr>
-              </pic:pic>
-            </a:graphicData>
-          </a:graphic>
-        </wp:inline>
-      </w:drawing>
-    </w:r>
   </w:p>
 </w:hdr>
 </file>
@@ -801,6 +1241,125 @@
       </w:rPr>
     </w:lvl>
   </w:abstractNum>
+  <w:abstractNum w:abstractNumId="9" w15:restartNumberingAfterBreak="0">
+    <w:nsid w:val="00EB719B"/>
+    <w:multiLevelType w:val="singleLevel"/>
+    <w:tmpl w:val="04090001"/>
+    <w:lvl w:ilvl="0">
+      <w:start w:val="1"/>
+      <w:numFmt w:val="bullet"/>
+      <w:lvlText w:val=""/>
+      <w:lvlJc w:val="left"/>
+      <w:pPr>
+        <w:ind w:left="720" w:hanging="360"/>
+      </w:pPr>
+      <w:rPr>
+        <w:rFonts w:ascii="Symbol" w:hAnsi="Symbol" w:hint="default"/>
+      </w:rPr>
+    </w:lvl>
+  </w:abstractNum>
+  <w:abstractNum w:abstractNumId="10" w15:restartNumberingAfterBreak="0">
+    <w:nsid w:val="0B5B44F9"/>
+    <w:multiLevelType w:val="singleLevel"/>
+    <w:tmpl w:val="04090001"/>
+    <w:lvl w:ilvl="0">
+      <w:start w:val="1"/>
+      <w:numFmt w:val="bullet"/>
+      <w:lvlText w:val=""/>
+      <w:lvlJc w:val="left"/>
+      <w:pPr>
+        <w:ind w:left="720" w:hanging="360"/>
+      </w:pPr>
+      <w:rPr>
+        <w:rFonts w:ascii="Symbol" w:hAnsi="Symbol" w:hint="default"/>
+      </w:rPr>
+    </w:lvl>
+  </w:abstractNum>
+  <w:abstractNum w:abstractNumId="11" w15:restartNumberingAfterBreak="0">
+    <w:nsid w:val="3CCE5F25"/>
+    <w:multiLevelType w:val="singleLevel"/>
+    <w:tmpl w:val="04090001"/>
+    <w:lvl w:ilvl="0">
+      <w:start w:val="1"/>
+      <w:numFmt w:val="bullet"/>
+      <w:lvlText w:val=""/>
+      <w:lvlJc w:val="left"/>
+      <w:pPr>
+        <w:ind w:left="720" w:hanging="360"/>
+      </w:pPr>
+      <w:rPr>
+        <w:rFonts w:ascii="Symbol" w:hAnsi="Symbol" w:hint="default"/>
+      </w:rPr>
+    </w:lvl>
+  </w:abstractNum>
+  <w:abstractNum w:abstractNumId="12" w15:restartNumberingAfterBreak="0">
+    <w:nsid w:val="48D733C5"/>
+    <w:multiLevelType w:val="singleLevel"/>
+    <w:tmpl w:val="04090001"/>
+    <w:lvl w:ilvl="0">
+      <w:start w:val="1"/>
+      <w:numFmt w:val="bullet"/>
+      <w:lvlText w:val=""/>
+      <w:lvlJc w:val="left"/>
+      <w:pPr>
+        <w:ind w:left="720" w:hanging="360"/>
+      </w:pPr>
+      <w:rPr>
+        <w:rFonts w:ascii="Symbol" w:hAnsi="Symbol" w:hint="default"/>
+      </w:rPr>
+    </w:lvl>
+  </w:abstractNum>
+  <w:abstractNum w:abstractNumId="13" w15:restartNumberingAfterBreak="0">
+    <w:nsid w:val="521954FF"/>
+    <w:multiLevelType w:val="singleLevel"/>
+    <w:tmpl w:val="04090001"/>
+    <w:lvl w:ilvl="0">
+      <w:start w:val="1"/>
+      <w:numFmt w:val="bullet"/>
+      <w:lvlText w:val=""/>
+      <w:lvlJc w:val="left"/>
+      <w:pPr>
+        <w:ind w:left="720" w:hanging="360"/>
+      </w:pPr>
+      <w:rPr>
+        <w:rFonts w:ascii="Symbol" w:hAnsi="Symbol" w:hint="default"/>
+      </w:rPr>
+    </w:lvl>
+  </w:abstractNum>
+  <w:abstractNum w:abstractNumId="14" w15:restartNumberingAfterBreak="0">
+    <w:nsid w:val="618B59CC"/>
+    <w:multiLevelType w:val="singleLevel"/>
+    <w:tmpl w:val="04090001"/>
+    <w:lvl w:ilvl="0">
+      <w:start w:val="1"/>
+      <w:numFmt w:val="bullet"/>
+      <w:lvlText w:val=""/>
+      <w:lvlJc w:val="left"/>
+      <w:pPr>
+        <w:ind w:left="720" w:hanging="360"/>
+      </w:pPr>
+      <w:rPr>
+        <w:rFonts w:ascii="Symbol" w:hAnsi="Symbol" w:hint="default"/>
+      </w:rPr>
+    </w:lvl>
+  </w:abstractNum>
+  <w:abstractNum w:abstractNumId="15" w15:restartNumberingAfterBreak="0">
+    <w:nsid w:val="7B764424"/>
+    <w:multiLevelType w:val="singleLevel"/>
+    <w:tmpl w:val="04090001"/>
+    <w:lvl w:ilvl="0">
+      <w:start w:val="1"/>
+      <w:numFmt w:val="bullet"/>
+      <w:lvlText w:val=""/>
+      <w:lvlJc w:val="left"/>
+      <w:pPr>
+        <w:ind w:left="720" w:hanging="360"/>
+      </w:pPr>
+      <w:rPr>
+        <w:rFonts w:ascii="Symbol" w:hAnsi="Symbol" w:hint="default"/>
+      </w:rPr>
+    </w:lvl>
+  </w:abstractNum>
   <w:num w:numId="1" w16cid:durableId="1217739494">
     <w:abstractNumId w:val="8"/>
   </w:num>
@@ -827,6 +1386,27 @@
   </w:num>
   <w:num w:numId="9" w16cid:durableId="1744596635">
     <w:abstractNumId w:val="0"/>
+  </w:num>
+  <w:num w:numId="10" w16cid:durableId="2104836050">
+    <w:abstractNumId w:val="10"/>
+  </w:num>
+  <w:num w:numId="11" w16cid:durableId="1641152804">
+    <w:abstractNumId w:val="14"/>
+  </w:num>
+  <w:num w:numId="12" w16cid:durableId="2028023165">
+    <w:abstractNumId w:val="12"/>
+  </w:num>
+  <w:num w:numId="13" w16cid:durableId="1497302592">
+    <w:abstractNumId w:val="9"/>
+  </w:num>
+  <w:num w:numId="14" w16cid:durableId="564728978">
+    <w:abstractNumId w:val="13"/>
+  </w:num>
+  <w:num w:numId="15" w16cid:durableId="600456358">
+    <w:abstractNumId w:val="15"/>
+  </w:num>
+  <w:num w:numId="16" w16cid:durableId="665206652">
+    <w:abstractNumId w:val="11"/>
   </w:num>
 </w:numbering>
 </file>
@@ -2008,7 +2588,6 @@
     <w:basedOn w:val="Normal"/>
     <w:next w:val="Normal"/>
     <w:uiPriority w:val="35"/>
-    <w:semiHidden/>
     <w:unhideWhenUsed/>
     <w:qFormat/>
     <w:rsid w:val="00FC693F"/>

--- a/07_Conclusion_and_Recommendations/Chapter_6_Conclusion_and_Recommendations.docx
+++ b/07_Conclusion_and_Recommendations/Chapter_6_Conclusion_and_Recommendations.docx
@@ -73,7 +73,7 @@
         <w:ind w:left="1080"/>
       </w:pPr>
       <w:r>
-        <w:t>The core workflow works end to end: entry, evidence, one-time mentor link, verification, hour totals and the monitoring dashboard (Chapter 5: 54 of 55 test cases passed; 1 blocked).</w:t>
+        <w:t>The core workflow works end to end: placements, entries, evidence, documents, one-time mentor link, verification, hour totals, WIL completion and the monitoring dashboard (Chapter 5: 80 of 81 test cases passed; 1 blocked).</w:t>
       </w:r>
     </w:p>
     <w:p>
@@ -101,7 +101,7 @@
         <w:ind w:left="1080"/>
       </w:pPr>
       <w:r>
-        <w:t>Security testing found a critical session-cookie defect that every functional test had missed; it was fixed and retested.</w:t>
+        <w:t>Security testing found two critical access-control defects (a forgeable session cookie and page data sent in redirect responses) that the functional tests had missed; both were fixed and retested.</w:t>
       </w:r>
     </w:p>
     <w:p>
@@ -470,7 +470,7 @@
               <w:rPr>
                 <w:sz w:val="20"/>
               </w:rPr>
-              <w:t>Working application; Chapter 4.7; FR-01 to FR-14 met</w:t>
+              <w:t>Working application; Chapter 4.7; FR-01 to FR-18 met</w:t>
             </w:r>
           </w:p>
         </w:tc>
@@ -666,10 +666,14 @@
         <w:rPr>
           <w:b/>
         </w:rPr>
+        <w:lastRenderedPageBreak/>
         <w:t>RQ3 (role-specific views):</w:t>
       </w:r>
       <w:r>
-        <w:t xml:space="preserve"> students see their own logbook and hours, mentors see only the one entry in their link, and staff see every student's status (FR-03, FR-11).</w:t>
+        <w:t xml:space="preserve"> </w:t>
+      </w:r>
+      <w:r>
+        <w:t>students see their own placements, logbooks, hours and documents, mentors see only the one entry in their link, and staff see every student's status and profile (FR-03, FR-11, FR-17).</w:t>
       </w:r>
     </w:p>
     <w:p>
@@ -686,7 +690,6 @@
         <w:rPr>
           <w:b/>
         </w:rPr>
-        <w:lastRenderedPageBreak/>
         <w:t>RQ4 (central database):</w:t>
       </w:r>
       <w:r>
@@ -788,7 +791,7 @@
         <w:ind w:left="1080"/>
       </w:pPr>
       <w:r>
-        <w:t>A known framework vulnerability (Next.js 16.4.0, DEF-04) must be fixed by upgrading.</w:t>
+        <w:t>Uploaded documents are stored and can be viewed, but coordinators cannot yet accept them or ask for a new upload.</w:t>
       </w:r>
     </w:p>
     <w:p>
@@ -824,7 +827,7 @@
         <w:ind w:left="1080"/>
       </w:pPr>
       <w:r>
-        <w:t>Upgrade Next.js and keep dependencies up to date before any real use.</w:t>
+        <w:t>Keep Next.js and the other dependencies up to date before any real use (DEF-04 was fixed by upgrading to 16.4.3).</w:t>
       </w:r>
     </w:p>
     <w:p>
@@ -916,7 +919,7 @@
         <w:ind w:left="1080"/>
       </w:pPr>
       <w:r>
-        <w:t>A separate lecturer view with drill-down into individual students' entries.</w:t>
+        <w:t>Coordinator review of uploaded documents (accept, or ask the student for a new upload).</w:t>
       </w:r>
     </w:p>
     <w:p>
